--- a/templates/sk-wakaf.docx
+++ b/templates/sk-wakaf.docx
@@ -1076,15 +1076,6 @@
           <w:szCs w:val="22"/>
           <w:lang w:val="sv-SE"/>
         </w:rPr>
-      </w:r>
-      <w:r>
-        <w:rPr>
-          <w:rFonts w:ascii="Bookman Old Style" w:hAnsi="Bookman Old Style"/>
-          <w:color w:val="000000"/>
-          <w:sz w:val="22"/>
-          <w:szCs w:val="22"/>
-          <w:lang w:val="sv-SE"/>
-        </w:rPr>
         <w:t xml:space="preserve"> </w:t>
       </w:r>
       <w:r>
@@ -1370,23 +1361,10 @@
                       <w:sz w:val="22"/>
                       <w:szCs w:val="22"/>
                     </w:rPr>
-                    <w:t xml:space="preserve">   </w:t>
-                  </w:r>
-                  <w:proofErr w:type="gramStart"/>
-                  <w:r>
-                    <w:rPr>
-                      <w:rFonts w:ascii="Bookman Old Style" w:hAnsi="Bookman Old Style"/>
-                      <w:sz w:val="22"/>
-                      <w:szCs w:val="22"/>
-                    </w:rPr>
-                    <w:t xml:space="preserve">  </w:t>
+                    <w:t xml:space="preserve">     </w:t>
                   </w:r>
                   <w:r>
-                    <w:t>:</w:t>
-                  </w:r>
-                  <w:proofErr w:type="gramEnd"/>
-                  <w:r>
-                    <w:t xml:space="preserve"> </w:t>
+                    <w:t xml:space="preserve">: </w:t>
                   </w:r>
                 </w:p>
               </w:txbxContent>
@@ -1703,25 +1681,7 @@
           <w:sz w:val="22"/>
           <w:szCs w:val="22"/>
         </w:rPr>
-        <w:t xml:space="preserve"> </w:t>
-      </w:r>
-      <w:proofErr w:type="gramStart"/>
-      <w:r>
-        <w:rPr>
-          <w:rFonts w:ascii="Bookman Old Style" w:hAnsi="Bookman Old Style" w:cs="Arial"/>
-          <w:sz w:val="22"/>
-          <w:szCs w:val="22"/>
-        </w:rPr>
-        <w:t>Negara  Republik</w:t>
-      </w:r>
-      <w:proofErr w:type="gramEnd"/>
-      <w:r>
-        <w:rPr>
-          <w:rFonts w:ascii="Bookman Old Style" w:hAnsi="Bookman Old Style" w:cs="Arial"/>
-          <w:sz w:val="22"/>
-          <w:szCs w:val="22"/>
-        </w:rPr>
-        <w:t xml:space="preserve"> Indonesia </w:t>
+        <w:t xml:space="preserve"> Negara  Republik Indonesia </w:t>
       </w:r>
       <w:proofErr w:type="spellStart"/>
       <w:r>
@@ -3626,16 +3586,7 @@
           <w:sz w:val="22"/>
           <w:szCs w:val="22"/>
         </w:rPr>
-        <w:t xml:space="preserve"> </w:t>
-      </w:r>
-      <w:proofErr w:type="gramStart"/>
-      <w:r>
-        <w:rPr>
-          <w:rFonts w:ascii="Bookman Old Style" w:hAnsi="Bookman Old Style" w:cs="Arial"/>
-          <w:sz w:val="22"/>
-          <w:szCs w:val="22"/>
-        </w:rPr>
-        <w:t xml:space="preserve">2020  </w:t>
+        <w:t xml:space="preserve"> 2020  </w:t>
       </w:r>
       <w:proofErr w:type="spellStart"/>
       <w:r>
@@ -3647,7 +3598,6 @@
         <w:t>Tentang</w:t>
       </w:r>
       <w:proofErr w:type="spellEnd"/>
-      <w:proofErr w:type="gramEnd"/>
       <w:r>
         <w:rPr>
           <w:rFonts w:ascii="Bookman Old Style" w:hAnsi="Bookman Old Style" w:cs="Arial"/>
@@ -5952,15 +5902,6 @@
       <w:r>
         <w:rPr>
           <w:rFonts w:ascii="Bookman Old Style" w:hAnsi="Bookman Old Style"/>
-          <w:sz w:val="22"/>
-        </w:rPr>
-        <w:pict w14:anchorId="37782A63">
-          <v:line id="_x0000_s2072" style="position:absolute;left:0;text-align:left;z-index:5" from="245.4pt,13.25pt" to="473.25pt,13.25pt" strokeweight="1pt"/>
-        </w:pict>
-      </w:r>
-      <w:r>
-        <w:rPr>
-          <w:rFonts w:ascii="Bookman Old Style" w:hAnsi="Bookman Old Style"/>
           <w:color w:val="000000"/>
           <w:sz w:val="22"/>
           <w:lang w:val="it-IT"/>
@@ -6009,36 +5950,6 @@
         </w:rPr>
       </w:pPr>
       <w:bookmarkStart w:id="1" w:name="_Hlk147228091"/>
-      <w:r>
-        <w:rPr>
-          <w:rFonts w:ascii="Bookman Old Style" w:hAnsi="Bookman Old Style"/>
-          <w:color w:val="000000"/>
-          <w:sz w:val="22"/>
-          <w:lang w:val="sv-SE"/>
-        </w:rPr>
-        <w:t>a.n MENTERI AGRARIA DAN TATA RUANG/</w:t>
-      </w:r>
-    </w:p>
-    <w:p>
-      <w:pPr>
-        <w:ind w:left="4678"/>
-        <w:jc w:val="center"/>
-        <w:rPr>
-          <w:rFonts w:ascii="Bookman Old Style" w:hAnsi="Bookman Old Style"/>
-          <w:color w:val="000000"/>
-          <w:sz w:val="22"/>
-          <w:lang w:val="sv-SE"/>
-        </w:rPr>
-      </w:pPr>
-      <w:r>
-        <w:rPr>
-          <w:rFonts w:ascii="Bookman Old Style" w:hAnsi="Bookman Old Style"/>
-          <w:color w:val="000000"/>
-          <w:sz w:val="22"/>
-          <w:lang w:val="sv-SE"/>
-        </w:rPr>
-        <w:t>KEPALA BADAN PERTANAHAN NASIONAL</w:t>
-      </w:r>
     </w:p>
     <w:p>
       <w:pPr>
@@ -6510,6 +6421,113 @@
           <w:sz w:val="22"/>
         </w:rPr>
         <w:t xml:space="preserve"> Gorontalo di Gorontalo</w:t>
+      </w:r>
+      <w:r>
+        <w:rPr>
+          <w:rFonts w:ascii="Bookman Old Style" w:hAnsi="Bookman Old Style"/>
+          <w:color w:val="000000"/>
+          <w:sz w:val="22"/>
+        </w:rPr>
+        <w:t>;</w:t>
+      </w:r>
+    </w:p>
+    <w:p>
+      <w:pPr>
+        <w:numPr>
+          <w:ilvl w:val="0"/>
+          <w:numId w:val="3"/>
+        </w:numPr>
+        <w:spacing w:line="276" w:lineRule="auto"/>
+        <w:rPr>
+          <w:rFonts w:ascii="Bookman Old Style" w:hAnsi="Bookman Old Style"/>
+          <w:color w:val="000000"/>
+          <w:sz w:val="22"/>
+          <w:lang w:val="sv-SE"/>
+        </w:rPr>
+      </w:pPr>
+      <w:r>
+        <w:rPr>
+          <w:rFonts w:ascii="Bookman Old Style" w:hAnsi="Bookman Old Style"/>
+          <w:color w:val="000000"/>
+          <w:sz w:val="22"/>
+          <w:lang w:val="sv-SE"/>
+        </w:rPr>
+        <w:t>Kantor Kementerian Agama Kabupaten</w:t>
+      </w:r>
+      <w:r>
+        <w:rPr>
+          <w:rFonts w:ascii="Bookman Old Style" w:hAnsi="Bookman Old Style"/>
+          <w:color w:val="000000"/>
+          <w:sz w:val="22"/>
+          <w:lang w:val="sv-SE"/>
+        </w:rPr>
+        <w:t xml:space="preserve"> Bone Bolango di Suwawa;</w:t>
+      </w:r>
+    </w:p>
+    <w:p>
+      <w:pPr>
+        <w:numPr>
+          <w:ilvl w:val="0"/>
+          <w:numId w:val="3"/>
+        </w:numPr>
+        <w:spacing w:line="276" w:lineRule="auto"/>
+        <w:rPr>
+          <w:rFonts w:ascii="Bookman Old Style" w:hAnsi="Bookman Old Style"/>
+          <w:color w:val="000000"/>
+          <w:sz w:val="22"/>
+        </w:rPr>
+      </w:pPr>
+      <w:r>
+        <w:rPr>
+          <w:rFonts w:ascii="Bookman Old Style" w:hAnsi="Bookman Old Style"/>
+          <w:color w:val="000000"/>
+          <w:sz w:val="22"/>
+        </w:rPr>
+        <w:t xml:space="preserve">Badan </w:t>
+      </w:r>
+      <w:proofErr w:type="spellStart"/>
+      <w:r>
+        <w:rPr>
+          <w:rFonts w:ascii="Bookman Old Style" w:hAnsi="Bookman Old Style"/>
+          <w:color w:val="000000"/>
+          <w:sz w:val="22"/>
+        </w:rPr>
+        <w:t>Wakaf</w:t>
+      </w:r>
+      <w:proofErr w:type="spellEnd"/>
+      <w:r>
+        <w:rPr>
+          <w:rFonts w:ascii="Bookman Old Style" w:hAnsi="Bookman Old Style"/>
+          <w:color w:val="000000"/>
+          <w:sz w:val="22"/>
+        </w:rPr>
+        <w:t xml:space="preserve"> Indonesia </w:t>
+      </w:r>
+      <w:proofErr w:type="spellStart"/>
+      <w:r>
+        <w:rPr>
+          <w:rFonts w:ascii="Bookman Old Style" w:hAnsi="Bookman Old Style"/>
+          <w:color w:val="000000"/>
+          <w:sz w:val="22"/>
+        </w:rPr>
+        <w:t>Provinsi</w:t>
+      </w:r>
+      <w:proofErr w:type="spellEnd"/>
+      <w:r>
+        <w:rPr>
+          <w:rFonts w:ascii="Bookman Old Style" w:hAnsi="Bookman Old Style"/>
+          <w:color w:val="000000"/>
+          <w:sz w:val="22"/>
+        </w:rPr>
+        <w:t xml:space="preserve"> Gorontalo</w:t>
+      </w:r>
+      <w:r>
+        <w:rPr>
+          <w:rFonts w:ascii="Bookman Old Style" w:hAnsi="Bookman Old Style"/>
+          <w:color w:val="000000"/>
+          <w:sz w:val="22"/>
+        </w:rPr>
+        <w:t xml:space="preserve"> di Gorontalo</w:t>
       </w:r>
       <w:r>
         <w:rPr>
